--- a/ADR/ADR-002_EstrategiaGroundingComRAG.docx
+++ b/ADR/ADR-002_EstrategiaGroundingComRAG.docx
@@ -6,12 +6,14 @@
       <w:pPr>
         <w:jc w:val="center"/>
         <w:rPr>
+          <w:rFonts w:ascii="Arial" w:hAnsi="Arial" w:cs="Arial"/>
           <w:b/>
           <w:bCs/>
         </w:rPr>
       </w:pPr>
       <w:r>
         <w:rPr>
+          <w:rFonts w:ascii="Arial" w:hAnsi="Arial" w:cs="Arial"/>
           <w:b/>
           <w:bCs/>
         </w:rPr>
@@ -20,6 +22,7 @@
       <w:proofErr w:type="spellStart"/>
       <w:r>
         <w:rPr>
+          <w:rFonts w:ascii="Arial" w:hAnsi="Arial" w:cs="Arial"/>
           <w:b/>
           <w:bCs/>
         </w:rPr>
@@ -28,6 +31,7 @@
       <w:proofErr w:type="spellEnd"/>
       <w:r>
         <w:rPr>
+          <w:rFonts w:ascii="Arial" w:hAnsi="Arial" w:cs="Arial"/>
           <w:b/>
           <w:bCs/>
         </w:rPr>
@@ -37,16 +41,16 @@
     <w:p>
       <w:pPr>
         <w:rPr>
+          <w:rFonts w:ascii="Arial" w:hAnsi="Arial" w:cs="Arial"/>
           <w:b/>
           <w:bCs/>
-          <w:u w:val="single"/>
-        </w:rPr>
-      </w:pPr>
-      <w:r>
-        <w:rPr>
+        </w:rPr>
+      </w:pPr>
+      <w:r>
+        <w:rPr>
+          <w:rFonts w:ascii="Arial" w:hAnsi="Arial" w:cs="Arial"/>
           <w:b/>
           <w:bCs/>
-          <w:u w:val="single"/>
         </w:rPr>
         <w:t>Contexto</w:t>
       </w:r>
@@ -54,44 +58,40 @@
     <w:p>
       <w:pPr>
         <w:ind w:left="708"/>
-      </w:pPr>
-      <w:r>
-        <w:t xml:space="preserve">Modelos generativos podem produzir </w:t>
-      </w:r>
-      <w:r>
-        <w:rPr>
-          <w:b/>
-          <w:bCs/>
-        </w:rPr>
-        <w:t>alucinações</w:t>
-      </w:r>
-      <w:r>
-        <w:t>, ou seja, justificativas inventadas.</w:t>
+        <w:rPr>
+          <w:rFonts w:ascii="Arial" w:hAnsi="Arial" w:cs="Arial"/>
+        </w:rPr>
+      </w:pPr>
+      <w:r>
+        <w:rPr>
+          <w:rFonts w:ascii="Arial" w:hAnsi="Arial" w:cs="Arial"/>
+        </w:rPr>
+        <w:t xml:space="preserve">Modelos generativos podem produzir alucinações, </w:t>
+      </w:r>
+      <w:r>
+        <w:rPr>
+          <w:rFonts w:ascii="Arial" w:hAnsi="Arial" w:cs="Arial"/>
+        </w:rPr>
+        <w:t xml:space="preserve">inventar </w:t>
+      </w:r>
+      <w:r>
+        <w:rPr>
+          <w:rFonts w:ascii="Arial" w:hAnsi="Arial" w:cs="Arial"/>
+        </w:rPr>
+        <w:t>justificativas.</w:t>
       </w:r>
     </w:p>
     <w:p>
       <w:pPr>
         <w:ind w:left="708"/>
-      </w:pPr>
-      <w:r>
-        <w:t xml:space="preserve">Em um sistema de concessão de crédito, isso é </w:t>
-      </w:r>
-      <w:r>
-        <w:rPr>
-          <w:b/>
-          <w:bCs/>
-        </w:rPr>
-        <w:t>inaceitável do ponto de vista regulatório</w:t>
-      </w:r>
-      <w:r>
-        <w:t>.</w:t>
-      </w:r>
-    </w:p>
-    <w:p>
-      <w:pPr>
-        <w:ind w:left="708"/>
-      </w:pPr>
-      <w:r>
+        <w:rPr>
+          <w:rFonts w:ascii="Arial" w:hAnsi="Arial" w:cs="Arial"/>
+        </w:rPr>
+      </w:pPr>
+      <w:r>
+        <w:rPr>
+          <w:rFonts w:ascii="Arial" w:hAnsi="Arial" w:cs="Arial"/>
+        </w:rPr>
         <w:t>A justificativa da decisão precisa ser:</w:t>
       </w:r>
     </w:p>
@@ -106,16 +106,15 @@
           <w:tab w:val="num" w:pos="1428"/>
         </w:tabs>
         <w:ind w:left="1428"/>
-      </w:pPr>
-      <w:r>
-        <w:t xml:space="preserve">baseada em </w:t>
-      </w:r>
-      <w:r>
-        <w:rPr>
-          <w:b/>
-          <w:bCs/>
-        </w:rPr>
-        <w:t>dados reais</w:t>
+        <w:rPr>
+          <w:rFonts w:ascii="Arial" w:hAnsi="Arial" w:cs="Arial"/>
+        </w:rPr>
+      </w:pPr>
+      <w:r>
+        <w:rPr>
+          <w:rFonts w:ascii="Arial" w:hAnsi="Arial" w:cs="Arial"/>
+        </w:rPr>
+        <w:t>baseada em dados reais</w:t>
       </w:r>
     </w:p>
     <w:p>
@@ -129,11 +128,13 @@
           <w:tab w:val="num" w:pos="1428"/>
         </w:tabs>
         <w:ind w:left="1428"/>
-      </w:pPr>
-      <w:r>
-        <w:rPr>
-          <w:b/>
-          <w:bCs/>
+        <w:rPr>
+          <w:rFonts w:ascii="Arial" w:hAnsi="Arial" w:cs="Arial"/>
+        </w:rPr>
+      </w:pPr>
+      <w:r>
+        <w:rPr>
+          <w:rFonts w:ascii="Arial" w:hAnsi="Arial" w:cs="Arial"/>
         </w:rPr>
         <w:t>reproduzível</w:t>
       </w:r>
@@ -149,87 +150,87 @@
           <w:tab w:val="num" w:pos="1428"/>
         </w:tabs>
         <w:ind w:left="1428"/>
-      </w:pPr>
-      <w:r>
-        <w:rPr>
+        <w:rPr>
+          <w:rFonts w:ascii="Arial" w:hAnsi="Arial" w:cs="Arial"/>
+        </w:rPr>
+      </w:pPr>
+      <w:r>
+        <w:rPr>
+          <w:rFonts w:ascii="Arial" w:hAnsi="Arial" w:cs="Arial"/>
+        </w:rPr>
+        <w:t>auditável</w:t>
+      </w:r>
+    </w:p>
+    <w:p>
+      <w:pPr>
+        <w:rPr>
+          <w:rFonts w:ascii="Arial" w:hAnsi="Arial" w:cs="Arial"/>
           <w:b/>
           <w:bCs/>
         </w:rPr>
-        <w:t>auditável</w:t>
+      </w:pPr>
+      <w:r>
+        <w:rPr>
+          <w:rFonts w:ascii="Arial" w:hAnsi="Arial" w:cs="Arial"/>
+          <w:b/>
+          <w:bCs/>
+        </w:rPr>
+        <w:t>Decisão</w:t>
       </w:r>
     </w:p>
     <w:p>
       <w:pPr>
-        <w:rPr>
-          <w:b/>
-          <w:bCs/>
-          <w:u w:val="single"/>
-        </w:rPr>
-      </w:pPr>
-      <w:r>
-        <w:rPr>
-          <w:b/>
-          <w:bCs/>
-          <w:u w:val="single"/>
-        </w:rPr>
-        <w:t>Decisão</w:t>
+        <w:ind w:left="708"/>
+        <w:rPr>
+          <w:rFonts w:ascii="Arial" w:hAnsi="Arial" w:cs="Arial"/>
+        </w:rPr>
+      </w:pPr>
+      <w:r>
+        <w:rPr>
+          <w:rFonts w:ascii="Arial" w:hAnsi="Arial" w:cs="Arial"/>
+        </w:rPr>
+        <w:t>Implementar RAG (</w:t>
+      </w:r>
+      <w:proofErr w:type="spellStart"/>
+      <w:r>
+        <w:rPr>
+          <w:rFonts w:ascii="Arial" w:hAnsi="Arial" w:cs="Arial"/>
+        </w:rPr>
+        <w:t>Retrieval</w:t>
+      </w:r>
+      <w:proofErr w:type="spellEnd"/>
+      <w:r>
+        <w:rPr>
+          <w:rFonts w:ascii="Arial" w:hAnsi="Arial" w:cs="Arial"/>
+        </w:rPr>
+        <w:t xml:space="preserve"> </w:t>
+      </w:r>
+      <w:proofErr w:type="spellStart"/>
+      <w:r>
+        <w:rPr>
+          <w:rFonts w:ascii="Arial" w:hAnsi="Arial" w:cs="Arial"/>
+        </w:rPr>
+        <w:t>Augmented</w:t>
+      </w:r>
+      <w:proofErr w:type="spellEnd"/>
+      <w:r>
+        <w:rPr>
+          <w:rFonts w:ascii="Arial" w:hAnsi="Arial" w:cs="Arial"/>
+        </w:rPr>
+        <w:t xml:space="preserve"> Generation) conectado à Feature Store.</w:t>
       </w:r>
     </w:p>
     <w:p>
       <w:pPr>
         <w:ind w:left="708"/>
-      </w:pPr>
-      <w:r>
-        <w:t xml:space="preserve">Implementar </w:t>
-      </w:r>
-      <w:r>
-        <w:rPr>
-          <w:b/>
-          <w:bCs/>
-        </w:rPr>
-        <w:t>RAG (</w:t>
-      </w:r>
-      <w:proofErr w:type="spellStart"/>
-      <w:r>
-        <w:rPr>
-          <w:b/>
-          <w:bCs/>
-        </w:rPr>
-        <w:t>Retrieval</w:t>
-      </w:r>
-      <w:proofErr w:type="spellEnd"/>
-      <w:r>
-        <w:rPr>
-          <w:b/>
-          <w:bCs/>
-        </w:rPr>
-        <w:t xml:space="preserve"> </w:t>
-      </w:r>
-      <w:proofErr w:type="spellStart"/>
-      <w:r>
-        <w:rPr>
-          <w:b/>
-          <w:bCs/>
-        </w:rPr>
-        <w:t>Augmented</w:t>
-      </w:r>
-      <w:proofErr w:type="spellEnd"/>
-      <w:r>
-        <w:rPr>
-          <w:b/>
-          <w:bCs/>
-        </w:rPr>
-        <w:t xml:space="preserve"> Generation)</w:t>
-      </w:r>
-      <w:r>
-        <w:t xml:space="preserve"> conectado à Feature Store e ao banco vetorial.</w:t>
-      </w:r>
-    </w:p>
-    <w:p>
-      <w:pPr>
-        <w:ind w:left="708"/>
-      </w:pPr>
-      <w:r>
+        <w:rPr>
+          <w:rFonts w:ascii="Arial" w:hAnsi="Arial" w:cs="Arial"/>
+        </w:rPr>
+      </w:pPr>
+      <w:r>
+        <w:rPr>
+          <w:rFonts w:ascii="Arial" w:hAnsi="Arial" w:cs="Arial"/>
+        </w:rPr>
         <w:t>Fluxo:</w:t>
       </w:r>
     </w:p>
@@ -244,16 +245,15 @@
           <w:tab w:val="num" w:pos="1428"/>
         </w:tabs>
         <w:ind w:left="1428"/>
-      </w:pPr>
-      <w:r>
-        <w:t xml:space="preserve">Recuperar features estruturadas da </w:t>
-      </w:r>
-      <w:r>
-        <w:rPr>
-          <w:b/>
-          <w:bCs/>
-        </w:rPr>
-        <w:t>Feature Store</w:t>
+        <w:rPr>
+          <w:rFonts w:ascii="Arial" w:hAnsi="Arial" w:cs="Arial"/>
+        </w:rPr>
+      </w:pPr>
+      <w:r>
+        <w:rPr>
+          <w:rFonts w:ascii="Arial" w:hAnsi="Arial" w:cs="Arial"/>
+        </w:rPr>
+        <w:t>Recuperar features estruturadas da Feature Store</w:t>
       </w:r>
     </w:p>
     <w:p>
@@ -267,25 +267,35 @@
           <w:tab w:val="num" w:pos="1428"/>
         </w:tabs>
         <w:ind w:left="1428"/>
-      </w:pPr>
-      <w:r>
+        <w:rPr>
+          <w:rFonts w:ascii="Arial" w:hAnsi="Arial" w:cs="Arial"/>
+        </w:rPr>
+      </w:pPr>
+      <w:r>
+        <w:rPr>
+          <w:rFonts w:ascii="Arial" w:hAnsi="Arial" w:cs="Arial"/>
+        </w:rPr>
         <w:t xml:space="preserve">Recuperar evidências textuais via </w:t>
       </w:r>
       <w:proofErr w:type="spellStart"/>
       <w:r>
         <w:rPr>
-          <w:b/>
-          <w:bCs/>
+          <w:rFonts w:ascii="Arial" w:hAnsi="Arial" w:cs="Arial"/>
         </w:rPr>
         <w:t>Vertex</w:t>
       </w:r>
       <w:proofErr w:type="spellEnd"/>
       <w:r>
         <w:rPr>
-          <w:b/>
-          <w:bCs/>
+          <w:rFonts w:ascii="Arial" w:hAnsi="Arial" w:cs="Arial"/>
         </w:rPr>
         <w:t xml:space="preserve"> AI Vector Search</w:t>
+      </w:r>
+      <w:r>
+        <w:rPr>
+          <w:rFonts w:ascii="Arial" w:hAnsi="Arial" w:cs="Arial"/>
+        </w:rPr>
+        <w:t xml:space="preserve"> (RAG)</w:t>
       </w:r>
     </w:p>
     <w:p>
@@ -299,22 +309,20 @@
           <w:tab w:val="num" w:pos="1428"/>
         </w:tabs>
         <w:ind w:left="1428"/>
-      </w:pPr>
-      <w:r>
-        <w:t xml:space="preserve">Construir </w:t>
-      </w:r>
-      <w:r>
-        <w:rPr>
-          <w:b/>
-          <w:bCs/>
-        </w:rPr>
-        <w:t xml:space="preserve">prompt </w:t>
+        <w:rPr>
+          <w:rFonts w:ascii="Arial" w:hAnsi="Arial" w:cs="Arial"/>
+        </w:rPr>
+      </w:pPr>
+      <w:r>
+        <w:rPr>
+          <w:rFonts w:ascii="Arial" w:hAnsi="Arial" w:cs="Arial"/>
+        </w:rPr>
+        <w:t xml:space="preserve">Construir prompt </w:t>
       </w:r>
       <w:proofErr w:type="spellStart"/>
       <w:r>
         <w:rPr>
-          <w:b/>
-          <w:bCs/>
+          <w:rFonts w:ascii="Arial" w:hAnsi="Arial" w:cs="Arial"/>
         </w:rPr>
         <w:t>grounded</w:t>
       </w:r>
@@ -331,74 +339,94 @@
           <w:tab w:val="num" w:pos="1428"/>
         </w:tabs>
         <w:ind w:left="1428"/>
-      </w:pPr>
-      <w:r>
-        <w:t xml:space="preserve">Invocar </w:t>
-      </w:r>
-      <w:r>
-        <w:rPr>
+        <w:rPr>
+          <w:rFonts w:ascii="Arial" w:hAnsi="Arial" w:cs="Arial"/>
+        </w:rPr>
+      </w:pPr>
+      <w:r>
+        <w:rPr>
+          <w:rFonts w:ascii="Arial" w:hAnsi="Arial" w:cs="Arial"/>
+        </w:rPr>
+        <w:t>Invocar Gemini para gerar justificativa baseada nas evidências</w:t>
+      </w:r>
+    </w:p>
+    <w:p>
+      <w:pPr>
+        <w:ind w:left="708"/>
+        <w:rPr>
+          <w:rFonts w:ascii="Arial" w:hAnsi="Arial" w:cs="Arial"/>
+        </w:rPr>
+      </w:pPr>
+      <w:r>
+        <w:rPr>
+          <w:rFonts w:ascii="Arial" w:hAnsi="Arial" w:cs="Arial"/>
+        </w:rPr>
+        <w:t>Prompt exemplo:</w:t>
+      </w:r>
+    </w:p>
+    <w:p>
+      <w:pPr>
+        <w:ind w:left="708"/>
+        <w:rPr>
+          <w:rFonts w:ascii="Arial" w:hAnsi="Arial" w:cs="Arial"/>
+        </w:rPr>
+      </w:pPr>
+      <w:r>
+        <w:rPr>
+          <w:rFonts w:ascii="Arial" w:hAnsi="Arial" w:cs="Arial"/>
+        </w:rPr>
+        <w:t>Use apenas as evidências fornecidas.</w:t>
+      </w:r>
+    </w:p>
+    <w:p>
+      <w:pPr>
+        <w:ind w:left="708"/>
+        <w:rPr>
+          <w:rFonts w:ascii="Arial" w:hAnsi="Arial" w:cs="Arial"/>
+        </w:rPr>
+      </w:pPr>
+      <w:r>
+        <w:rPr>
+          <w:rFonts w:ascii="Arial" w:hAnsi="Arial" w:cs="Arial"/>
+        </w:rPr>
+        <w:t>Se não houver evidência suficiente responda "dados insuficientes".</w:t>
+      </w:r>
+    </w:p>
+    <w:p>
+      <w:pPr>
+        <w:rPr>
+          <w:rFonts w:ascii="Arial" w:hAnsi="Arial" w:cs="Arial"/>
+        </w:rPr>
+      </w:pPr>
+    </w:p>
+    <w:p>
+      <w:pPr>
+        <w:rPr>
+          <w:rFonts w:ascii="Arial" w:hAnsi="Arial" w:cs="Arial"/>
           <w:b/>
           <w:bCs/>
         </w:rPr>
-        <w:t>Gemini</w:t>
-      </w:r>
-      <w:r>
-        <w:t xml:space="preserve"> para gerar justificativa baseada nas evidências</w:t>
+      </w:pPr>
+      <w:r>
+        <w:rPr>
+          <w:rFonts w:ascii="Arial" w:hAnsi="Arial" w:cs="Arial"/>
+          <w:b/>
+          <w:bCs/>
+        </w:rPr>
+        <w:t>Racional</w:t>
       </w:r>
     </w:p>
     <w:p>
       <w:pPr>
-        <w:ind w:left="708"/>
-      </w:pPr>
-      <w:r>
-        <w:t xml:space="preserve">Prompt </w:t>
-      </w:r>
-      <w:r>
-        <w:t>exemplo</w:t>
-      </w:r>
-      <w:r>
-        <w:t>:</w:t>
-      </w:r>
-    </w:p>
-    <w:p>
-      <w:pPr>
-        <w:ind w:left="708"/>
-      </w:pPr>
-      <w:r>
-        <w:t>Use apenas as evidências fornecidas.</w:t>
-      </w:r>
-    </w:p>
-    <w:p>
-      <w:pPr>
-        <w:ind w:left="708"/>
-      </w:pPr>
-      <w:r>
-        <w:t>Se não houver evidência suficiente responda "dados insuficientes".</w:t>
-      </w:r>
-    </w:p>
-    <w:p/>
-    <w:p>
-      <w:pPr>
-        <w:rPr>
-          <w:b/>
-          <w:bCs/>
-          <w:u w:val="single"/>
-        </w:rPr>
-      </w:pPr>
-      <w:r>
-        <w:rPr>
-          <w:b/>
-          <w:bCs/>
-          <w:u w:val="single"/>
-        </w:rPr>
-        <w:t>Racional</w:t>
-      </w:r>
-    </w:p>
-    <w:p>
-      <w:pPr>
         <w:ind w:left="360"/>
-      </w:pPr>
-      <w:r>
+        <w:rPr>
+          <w:rFonts w:ascii="Arial" w:hAnsi="Arial" w:cs="Arial"/>
+        </w:rPr>
+      </w:pPr>
+      <w:r>
+        <w:rPr>
+          <w:rFonts w:ascii="Arial" w:hAnsi="Arial" w:cs="Arial"/>
+        </w:rPr>
         <w:t>RAG permite:</w:t>
       </w:r>
     </w:p>
@@ -413,9 +441,21 @@
           <w:tab w:val="num" w:pos="1080"/>
         </w:tabs>
         <w:ind w:left="1080"/>
-      </w:pPr>
-      <w:r>
-        <w:t>ancorar respostas em dados corporativos</w:t>
+        <w:rPr>
+          <w:rFonts w:ascii="Arial" w:hAnsi="Arial" w:cs="Arial"/>
+        </w:rPr>
+      </w:pPr>
+      <w:r>
+        <w:rPr>
+          <w:rFonts w:ascii="Arial" w:hAnsi="Arial" w:cs="Arial"/>
+        </w:rPr>
+        <w:t>repostas são baseadas</w:t>
+      </w:r>
+      <w:r>
+        <w:rPr>
+          <w:rFonts w:ascii="Arial" w:hAnsi="Arial" w:cs="Arial"/>
+        </w:rPr>
+        <w:t xml:space="preserve"> em dados corporativos</w:t>
       </w:r>
     </w:p>
     <w:p>
@@ -429,8 +469,14 @@
           <w:tab w:val="num" w:pos="1080"/>
         </w:tabs>
         <w:ind w:left="1080"/>
-      </w:pPr>
-      <w:r>
+        <w:rPr>
+          <w:rFonts w:ascii="Arial" w:hAnsi="Arial" w:cs="Arial"/>
+        </w:rPr>
+      </w:pPr>
+      <w:r>
+        <w:rPr>
+          <w:rFonts w:ascii="Arial" w:hAnsi="Arial" w:cs="Arial"/>
+        </w:rPr>
         <w:t>reduzir alucinação</w:t>
       </w:r>
     </w:p>
@@ -445,24 +491,30 @@
           <w:tab w:val="num" w:pos="1080"/>
         </w:tabs>
         <w:ind w:left="1080"/>
-      </w:pPr>
-      <w:r>
+        <w:rPr>
+          <w:rFonts w:ascii="Arial" w:hAnsi="Arial" w:cs="Arial"/>
+        </w:rPr>
+      </w:pPr>
+      <w:r>
+        <w:rPr>
+          <w:rFonts w:ascii="Arial" w:hAnsi="Arial" w:cs="Arial"/>
+        </w:rPr>
         <w:t>garantir explicabilidade</w:t>
       </w:r>
     </w:p>
     <w:p>
       <w:pPr>
         <w:rPr>
+          <w:rFonts w:ascii="Arial" w:hAnsi="Arial" w:cs="Arial"/>
           <w:b/>
           <w:bCs/>
-          <w:u w:val="single"/>
-        </w:rPr>
-      </w:pPr>
-      <w:r>
-        <w:rPr>
+        </w:rPr>
+      </w:pPr>
+      <w:r>
+        <w:rPr>
+          <w:rFonts w:ascii="Arial" w:hAnsi="Arial" w:cs="Arial"/>
           <w:b/>
           <w:bCs/>
-          <w:u w:val="single"/>
         </w:rPr>
         <w:t>Consequências</w:t>
       </w:r>
@@ -471,12 +523,14 @@
       <w:pPr>
         <w:ind w:left="360"/>
         <w:rPr>
+          <w:rFonts w:ascii="Arial" w:hAnsi="Arial" w:cs="Arial"/>
           <w:b/>
           <w:bCs/>
         </w:rPr>
       </w:pPr>
       <w:r>
         <w:rPr>
+          <w:rFonts w:ascii="Arial" w:hAnsi="Arial" w:cs="Arial"/>
           <w:b/>
           <w:bCs/>
         </w:rPr>
@@ -494,9 +548,14 @@
           <w:tab w:val="num" w:pos="1080"/>
         </w:tabs>
         <w:ind w:left="1080"/>
-      </w:pPr>
-      <w:r>
-        <w:lastRenderedPageBreak/>
+        <w:rPr>
+          <w:rFonts w:ascii="Arial" w:hAnsi="Arial" w:cs="Arial"/>
+        </w:rPr>
+      </w:pPr>
+      <w:r>
+        <w:rPr>
+          <w:rFonts w:ascii="Arial" w:hAnsi="Arial" w:cs="Arial"/>
+        </w:rPr>
         <w:t>justificativas baseadas em evidência</w:t>
       </w:r>
     </w:p>
@@ -511,8 +570,14 @@
           <w:tab w:val="num" w:pos="1080"/>
         </w:tabs>
         <w:ind w:left="1080"/>
-      </w:pPr>
-      <w:r>
+        <w:rPr>
+          <w:rFonts w:ascii="Arial" w:hAnsi="Arial" w:cs="Arial"/>
+        </w:rPr>
+      </w:pPr>
+      <w:r>
+        <w:rPr>
+          <w:rFonts w:ascii="Arial" w:hAnsi="Arial" w:cs="Arial"/>
+        </w:rPr>
         <w:t>melhor compliance regulatório</w:t>
       </w:r>
     </w:p>
@@ -527,8 +592,14 @@
           <w:tab w:val="num" w:pos="1080"/>
         </w:tabs>
         <w:ind w:left="1080"/>
-      </w:pPr>
-      <w:r>
+        <w:rPr>
+          <w:rFonts w:ascii="Arial" w:hAnsi="Arial" w:cs="Arial"/>
+        </w:rPr>
+      </w:pPr>
+      <w:r>
+        <w:rPr>
+          <w:rFonts w:ascii="Arial" w:hAnsi="Arial" w:cs="Arial"/>
+        </w:rPr>
         <w:t>rastreabilidade da decisão</w:t>
       </w:r>
     </w:p>
@@ -536,15 +607,18 @@
       <w:pPr>
         <w:ind w:left="360"/>
         <w:rPr>
+          <w:rFonts w:ascii="Arial" w:hAnsi="Arial" w:cs="Arial"/>
           <w:b/>
           <w:bCs/>
         </w:rPr>
       </w:pPr>
       <w:r>
         <w:rPr>
+          <w:rFonts w:ascii="Arial" w:hAnsi="Arial" w:cs="Arial"/>
           <w:b/>
           <w:bCs/>
         </w:rPr>
+        <w:lastRenderedPageBreak/>
         <w:t>Negativas</w:t>
       </w:r>
     </w:p>
@@ -559,12 +633,21 @@
           <w:tab w:val="num" w:pos="1080"/>
         </w:tabs>
         <w:ind w:left="1080"/>
-      </w:pPr>
-      <w:r>
+        <w:rPr>
+          <w:rFonts w:ascii="Arial" w:hAnsi="Arial" w:cs="Arial"/>
+        </w:rPr>
+      </w:pPr>
+      <w:r>
+        <w:rPr>
+          <w:rFonts w:ascii="Arial" w:hAnsi="Arial" w:cs="Arial"/>
+        </w:rPr>
         <w:t xml:space="preserve">necessidade de pipeline de </w:t>
       </w:r>
       <w:proofErr w:type="spellStart"/>
       <w:r>
+        <w:rPr>
+          <w:rFonts w:ascii="Arial" w:hAnsi="Arial" w:cs="Arial"/>
+        </w:rPr>
         <w:t>embeddings</w:t>
       </w:r>
       <w:proofErr w:type="spellEnd"/>
@@ -582,6 +665,9 @@
         <w:ind w:left="1080"/>
       </w:pPr>
       <w:r>
+        <w:rPr>
+          <w:rFonts w:ascii="Arial" w:hAnsi="Arial" w:cs="Arial"/>
+        </w:rPr>
         <w:t>custo adicional de armazenamento vetorial</w:t>
       </w:r>
     </w:p>
